--- a/public/templates/office/EMP_DEG_150_AI추론_및_프롬프트설계서.docx
+++ b/public/templates/office/EMP_DEG_150_AI추론_및_프롬프트설계서.docx
@@ -28,7 +28,7 @@
           <w:color w:val="64748B"/>
           <w:sz w:val="26"/>
         </w:rPr>
-        <w:t>SyncGuard AI 심의 추론 엔진 및 멀티모달 프롬프트 아키텍처 설계 명세</w:t>
+        <w:t>SyncFlow AI 검증 추론 엔진 및 멀티모달 프롬프트 아키텍처 설계 명세</w:t>
       </w:r>
     </w:p>
     <w:p>
@@ -77,7 +77,7 @@
               <w:rPr>
                 <w:sz w:val="19"/>
               </w:rPr>
-              <w:t>한빛글로벌 엔터프라이즈 AI 콘텐츠·규제 심의 자동화 시스템(SyncGuard AI) 구축</w:t>
+              <w:t>한빛글로벌 지능형 공급망 구매·조달 계약 및 부품 품질규격 AI 검증 플랫폼(SyncFlow AI) 구축</w:t>
             </w:r>
           </w:p>
         </w:tc>
@@ -143,7 +143,7 @@
           </w:tcPr>
           <w:p>
             <w:r>
-              <w:t>v1.3 (1차 AI 영상 피크프레임 추출 + 2차 웹 동영상 재생·장면 추가/편집/삭제 보정, BO/API➔Agent EKS Service 호출, 네이버/패들 OCR 선택, S3 Intelligent-Tiering 반영)</w:t>
+              <w:t>v1.3 (1차 AI 영상 도면 규격영역 추출 + 2차 웹 설계도면 재생·장면 추가/편집/삭제 보정, BO/API➔Agent EKS Service 호출, 엔터프라이즈 멀티모달 OCR 선택, S3 Intelligent-Tiering 반영)</w:t>
             </w:r>
           </w:p>
         </w:tc>
@@ -261,7 +261,7 @@
     </w:p>
     <w:p>
       <w:r>
-        <w:t>본 문서는 한빛글로벌 화장품 광고 시안(상세페이지, SNS, 영상 등)에 포함된 텍스트 및 이미지 요소를 분석하여 표시·광고 공정화법 제3조 및 식약처 표시·광고 가이드라인 위반 여부를 3단계 파이프라인으로 정밀 판정하는 AI 엔진의 내부 추론 알고리즘, 프롬프트 엔지니어링 규격, RAG 지식베이스 검색 체계를 명세합니다.</w:t>
+        <w:t>본 문서는 한빛글로벌 전장부품 구매계약 계약·도서(기술시방서, SNS, 영상 등)에 포함된 텍스트 및 이미지 요소를 분석하여 하도급법 제3조의4 및 공정위·표준원 계약·기술규격 가이드라인 위반 여부를 3단계 파이프라인으로 정밀 판정하는 AI 엔진의 내부 추론 알고리즘, 프롬프트 엔지니어링 규격, RAG 지식베이스 검색 체계를 명세합니다.</w:t>
       </w:r>
     </w:p>
     <w:p>
@@ -269,12 +269,12 @@
         <w:pStyle w:val="Heading2"/>
       </w:pPr>
       <w:r>
-        <w:t>1.1 3단계 심의 판정 파이프라인</w:t>
+        <w:t>1.1 3단계 검증 판정 파이프라인</w:t>
       </w:r>
     </w:p>
     <w:p>
       <w:r>
-        <w:t>1. Stage 1 (Video Peak-Frame Extraction, Web Scene Correction &amp; Selectable Naver/Paddle OCR): PPTX/PDF/긴 상세페이지 JPG 및 동영상(MP4, 최대 300MB 대외 연계 API 직접 업로드 및 S3 Intelligent-Tiering 자동 저장)을 대상으로, 1차로 AI Agent가 OpenCV 기반으로 텍스트 애니메이션 완성 시점(피크프레임)과 하단 미세 각주 영역을 자동 추출하며, 2차로 이를 보정하기 위해 통합 웹 화면(Client/fe :3104)에서 동영상을 재생하여 사용자가 특정 화면에 멈춰 장면을 추가하거나 AI가 만든 장면을 편집·삭제합니다. 대외 연계 서버(server-api :18085) 및 BO 업무 서버(server-be :18080)는 EKS K8s Service(http://syncguard-ai-agent-svc:18083)를 통해 AI Agent를 호출하고, 시스템 설정(claim.ocr.provider=NAVER|PADDLE|AUTO)에 따라 네이버 클로바 OCR(https://*.apigw.ntruss.com) 또는 패들 OCR을 구동하여 텍스트와 상대좌표(%)를 추출합니다.</w:t>
+        <w:t>1. Stage 1 (Video Peak-Frame Extraction, Web Scene Correction &amp; Selectable Enterprise Vision OCR): PPTX/PDF/긴 기술시방서 JPG 및 설계도면(CAD/PDF, 최대 300MB 대외 연계 API 직접 업로드 및 S3 Intelligent-Tiering 자동 저장)을 대상으로, 1차로 AI Agent가 OpenCV 기반으로 텍스트 애니메이션 완성 시점(도면스냅샷)과 하단 미세 특약주석 영역을 자동 추출하며, 2차로 이를 보정하기 위해 통합 웹 화면(Client/fe :3104)에서 설계도면을 재생하여 사용자가 특정 화면에 멈춰 장면을 추가하거나 AI가 만든 장면을 편집·삭제합니다. 대외 연계 서버(server-api :18085) 및 BO 업무 서버(server-be :18080)는 EKS K8s Service(http://syncflow-ai-agent-svc:18083)를 통해 AI Agent를 호출하고, 시스템 설정(Spec.ocr.provider=NAVER|PADDLE|AUTO)에 따라 엔터프라이즈 비전 OCR(https://ocr-api.hanbitglobal.internal) 또는 도면 OCR을 구동하여 텍스트와 상대좌표(%)를 추출합니다.</w:t>
       </w:r>
     </w:p>
     <w:p>
@@ -287,15 +287,15 @@
     </w:p>
     <w:p>
       <w:r>
-        <w:t>심의 엔진의 일관성과 무결성을 확보하기 위해 LLM 시스템 프롬프트는 아래 5대 원칙에 따라 설계되었습니다:</w:t>
+        <w:t>검증 엔진의 일관성과 무결성을 확보하기 위해 LLM 시스템 프롬프트는 아래 5대 원칙에 따라 설계되었습니다:</w:t>
         <w:br/>
-        <w:t>• Strict Role Definition: 화장품 규제대응(RA) 15년 차 수석 심의관의 페르소나 부여</w:t>
+        <w:t>• Strict Role Definition: 전장부품 규제대응(QA) 15년 차 수석 검토위원의 페르소나 부여</w:t>
         <w:br/>
-        <w:t>• Zero-Hallucination: 식약처 고시 및 법령 DB에 명시되지 않은 임의 유추 해석 전면 금지</w:t>
+        <w:t>• Zero-Hallucination: 공정위·표준원 고시 및 법령 DB에 명시되지 않은 임의 유추 해석 전면 금지</w:t>
         <w:br/>
         <w:t>• 3-Tier Risk Output: 오직 BAN(금지), WARN(주의), SAFE(안전) 중 단일 등급 판정 강제</w:t>
         <w:br/>
-        <w:t>• Actionable Advice: 단순 위반 지적에 그치지 않고 법적으로 안전한 권장 대체 문구 2개 이상 필수 제시</w:t>
+        <w:t>• Actionable Advice: 단순 위반 지적에 그치지 않고 법적으로 안전한 권장 대체 조항 2개 이상 필수 제시</w:t>
         <w:br/>
         <w:t>• JSON Schema Enforcement: 백엔드 파서 연동을 위해 RFC 8259 준수 순수 JSON 포맷 반환</w:t>
       </w:r>
@@ -419,7 +419,7 @@
           </w:tcPr>
           <w:p>
             <w:r>
-              <w:t>Naver Clova OCR / PaddleOCR + LLM 보정</w:t>
+              <w:t>Naver Enterprise Vision OCR + LLM 보정</w:t>
             </w:r>
           </w:p>
         </w:tc>
@@ -463,7 +463,7 @@
               <w:rPr>
                 <w:sz w:val="18"/>
               </w:rPr>
-              <w:t>표시·광고 공정화법 위반 심층 판정</w:t>
+              <w:t>하도급거래 공정화법 위반 심층 판정</w:t>
             </w:r>
           </w:p>
         </w:tc>
@@ -518,7 +518,7 @@
               <w:rPr>
                 <w:sz w:val="18"/>
               </w:rPr>
-              <w:t>합법 대체 문구 자동 생성</w:t>
+              <w:t>합법 대체 조항 자동 생성</w:t>
             </w:r>
           </w:p>
         </w:tc>
@@ -559,7 +559,7 @@
     </w:p>
     <w:p>
       <w:r>
-        <w:t>식약처 제품 표시·광고 가이드라인, 표시·광고 공정화법, 표시광고 공정화법 등 법령 문서와 처분 사례를 마크다운 계층 구조(장·절·조·항 Parent-Child 청킹) 및 청크 크기 512 토큰(오버랩 64 토큰)으로 분할하여 1536차원 텍스트 임베딩 모델(VECTOR(1536))을 통해 PostgreSQL pgvector 단일 테이블(review_regulation_chunk) 및 HNSW 인덱스에 일원화 적재하였습니다.</w:t>
+        <w:t>공정위·표준원 구매계약·기술규격 가이드라인, 하도급거래 공정화법, 계약·기술규격 공정화법 등 법령 문서와 처분 사례를 마크다운 계층 구조(장·절·조·항 Parent-Child 청킹) 및 청크 크기 512 토큰(오버랩 64 토큰)으로 분할하여 1536차원 텍스트 임베딩 모델(VECTOR(1536))을 통해 PostgreSQL pgvector 단일 테이블(verify_regulation_chunk) 및 HNSW 인덱스에 일원화 적재하였습니다.</w:t>
       </w:r>
     </w:p>
     <w:p>
